--- a/중국어_대화문/8부_docx/8부_10화_전체회의_확정.docx
+++ b/중국어_대화문/8부_docx/8부_10화_전체회의_확정.docx
@@ -29,7 +29,7 @@
         <w:t>배경:</w:t>
       </w:r>
       <w:r>
-        <w:t xml:space="preserve"> [선즈위안·청시 쪽 시점] 2034년 10월 24일(화)부터 10월 27일(금)까지. 정치밍의 장례(10월 17일 화)가 끝난 지 7일 뒤, 서교회당(西郊会堂)에서 중앙위원회 전체회의가 열린다. 8부 8화에서 확정된 대로 개막은 10월 24일(화), 폐막은 10월 26일(목)이며, 의안은 『권력의 경계』 제1~4항, 『당장 수정안』, 『헌법 개정 건의안』 네 갈래다. 이 화의 새 설정은 다음과 같다. 중앙위원 총수는 205명(6부 12화와 같음), 이번 회의 실도는 203명(2명 서면 휴가)이며, 『권력의 경계』 각 항의 통과선은 총수 과반인 103표(205의 절반 102.5 초과), 당장 수정안과 헌법 개정 건의안의 통과선은 총수의 3분의 2인 137표(136.67 올림)다. 세 키(초록 찬성·빨강 반대·노랑 기권)와 30초 무입력=기권은 5부 10화·6부 12화와 같고, 사오톄쥔은 열석이라 표결권이 없다. 분항 표결은 8부 8화의 정치국 소집 결의에 이미 적혀 있다. 사오톄쥔은 10월 25일(수) 6통의 '意向函'이 든 흰 봉투를 량페이전에게 '交存'하고, 량페이전은 당면 개봉·점검 뒤 봉인하며 "시행 전의 낡은 종이는 동의안이 아니다, 시행 뒤 새로 쓰고 새로 서명하라"고 못 박는다(대장의 한 줄: '六封存，二未知'). 웨이창펑이 제4항의 숫자(3분의 1·5분의 1·14일·12일)를 같이 쓴 사람으로서 제4항 조문을 스스로 청해 낭독하고, 선즈위안은 서면 성명으로 제4항 설명을 맡지 않고 노란 키를 누른다. 표결 결과(전부 합계 203): 제1항 찬성 171·반대 19·기권 13, 제2항 찬성 164·반대 24·기권 15, 제3항 찬성 149·반대 38·기권 16, 제4항 찬성 181·반대 7·기권 15 — 해임 조항에 반대표가 가장 적다. 당장 수정안 찬성 173·반대 17·기권 13, 헌법 개정 건의안 찬성 166·반대 21·기권 16. 결의는 '공포일부터 시행'으로, 10월 27일(금) 오전 9시 공개 대장에 올라 같은 시각 효력이 생긴다. 웨위는 정치밍의 낡은 暖壶에 아침에 새로 반 병을 채워 열석 3열 빈자리에 놓고, 감표 총감 차오원쉬안이 '다음 근무자'로 그 물 한 잔을 마신다. 웨이창펑의 쪽지는 10월 24일이 第六百九十七天, 10월 27일이 第七百天이다. 우슈전의 철통 속 접힌 종이는 이 화에서도 열리지 않는다. 쑤민은 나오지 않고 공개 대장 来件栏 第〇七四二号의 실명 한 줄과 메이뤄란의 전화로만 스친다. 이 화의 기관·문서·수치·인물은 모두 가상이다.</w:t>
+        <w:t xml:space="preserve"> [선즈위안·청시 쪽 시점] 2034년 10월 24일(화)부터 10월 27일(금)까지. 정치밍의 장례(10월 17일 화)가 끝난 지 7일 뒤, 서교회당(西郊会堂)에서 중앙위원회 전체회의가 열린다. 8부 8화에서 확정된 대로 개막은 10월 24일(화), 폐막은 10월 26일(목)이며, 의안은 『권력의 경계』 제1~4항(분항 4건), 『당장 수정안』, 『헌법 개정 건의안』 모두 여섯 건이다. 이 화의 새 설정은 다음과 같다. 중앙위원 총수는 205명(6부 12화와 같음), 이번 회의 실도는 203명(2명 서면 휴가)이며, 『권력의 경계』 각 항의 통과선은 총수 과반인 103표(205의 절반 102.5 초과), 당장 수정안과 헌법 개정 건의안의 통과선은 총수의 3분의 2인 137표(136.67 올림)다. 세 키(초록 찬성·빨강 반대·노랑 기권)와 30초 무입력=기권은 5부 10화·6부 12화와 같고, 사오톄쥔은 열석이라 표결권이 없다. 분항 표결은 8부 8화의 정치국 소집 결의에 이미 적혀 있다. 사오톄쥔은 10월 25일(수) 6통의 '意向函'이 든 흰 봉투를 량페이전에게 '交存'하고, 량페이전은 당면 개봉·점검 뒤 봉인하며 "시행 전의 낡은 종이는 동의안이 아니다, 시행 뒤 새로 쓰고 새로 서명하라"고 못 박는다(대장의 한 줄: '六封存，二未知'). 웨이창펑이 제4항의 숫자(3분의 1·5분의 1·14일·12일)를 같이 쓴 사람으로서 제4항 조문을 스스로 청해 낭독하고, 선즈위안은 서면 성명으로 제4항 설명을 맡지 않고 노란 키를 누른다. 표결 결과(전부 합계 203): 제1항 찬성 171·반대 19·기권 13, 제2항 찬성 164·반대 24·기권 15, 제3항 찬성 149·반대 38·기권 16, 제4항 찬성 181·반대 7·기권 15 — 해임 조항에 반대표가 가장 적다. 당장 수정안 찬성 173·반대 17·기권 13, 헌법 개정 건의안 찬성 166·반대 21·기권 16. 결의는 '공포일부터 시행'으로, 10월 27일(금) 오전 9시 공개 대장에 올라 같은 시각 효력이 생긴다. 웨위는 정치밍의 낡은 暖壶에 아침에 새로 반 병을 채워 열석 3열 빈자리에 놓고, 감표 총감 차오원쉬안이 '다음 근무자'로 그 물 한 잔을 마신다. 웨이창펑의 쪽지는 10월 24일이 第六百九十七天, 10월 27일이 第七百天이다. 우슈전의 철통 속 접힌 종이는 이 화에서도 열리지 않는다. 쑤민은 나오지 않고 공개 대장 来件栏 第〇七四二号의 실명 한 줄과 메이뤄란의 전화로만 스친다. 이 화의 기관·문서·수치·인물은 모두 가상이다.</w:t>
       </w:r>
     </w:p>
     <w:p>
@@ -108,7 +108,7 @@
         <w:t>岳玉:</w:t>
       </w:r>
       <w:r>
-        <w:t xml:space="preserve"> 今早灌的。十一号那天，我把他壶里的凉水倒光了，一杯一杯摆在桌上。他说过，留半壶，给下一个上班的人。（把暖壶放在椅面上，拧开盖子看了看水位）我想了很久，这个“下一个”，是谁。</w:t>
+        <w:t xml:space="preserve"> 今早灌的。十二号那天，我把他壶里的凉水倒光了，一杯一杯摆在桌上。他说过，留半壶，给下一个上班的人。（把暖壶放在椅面上，拧开盖子看了看水位）我想了很久，这个“下一个”，是谁。</w:t>
       </w:r>
     </w:p>
     <w:p>
@@ -510,7 +510,7 @@
     </w:p>
     <w:p>
       <w:r>
-        <w:t>(邵铁军停了几秒，拇指在封口上抹了一下，才松手。程曦把信封里的纸一页一页摊开：六页，各一行字，墨色深浅不同，日期从三月到九月不等。)</w:t>
+        <w:t>(邵铁军停了几秒，拇指在封口上抹了一下，才松手。程曦把信封里的纸一页一页摊开：六页，各一行字，墨色深浅不同，日期从五月到九月不等。)</w:t>
       </w:r>
     </w:p>
     <w:p>
@@ -1486,7 +1486,7 @@
         <w:t>聂秋:</w:t>
       </w:r>
       <w:r>
-        <w:t xml:space="preserve"> 无记名的票，我愿意有名字。三年前我把两本账交上去的时候，也没有人逼我署名，我署了。</w:t>
+        <w:t xml:space="preserve"> 无记名的票，我愿意有名字。三年前我把两本账摊在公开栏上的时候，也没有人逼我署名，我署了。</w:t>
       </w:r>
     </w:p>
     <w:p>
@@ -1896,7 +1896,7 @@
         <w:t>梅若兰:</w:t>
       </w:r>
       <w:r>
-        <w:t xml:space="preserve"> （声音比平时轻，慢，每一句之间有喘息）小沈，我老了，不会算，只会把话带到。刚才窗口收摊以前，小苏把来件栏的一页打印出来，贴在伞杆上，十分钟，有人抄了。</w:t>
+        <w:t xml:space="preserve"> （声音比平时轻，慢，每一句之间有喘息）小沈，我老了，不会算，只会把话带到。刚才窗口一开摊，小苏就把来件栏的一页打印出来，贴在伞杆上，十分钟，有人抄了。</w:t>
       </w:r>
     </w:p>
     <w:p>
